--- a/public/temas/ejercicio-3/ESQUEMA TEMA 3.docx
+++ b/public/temas/ejercicio-3/ESQUEMA TEMA 3.docx
@@ -329,7 +329,7 @@
           <w:b/>
           <w:sz w:val="22"/>
         </w:rPr>
-        <w:t>40%</w:t>
+        <w:t>40 %</w:t>
       </w:r>
       <w:r>
         <w:rPr>
@@ -358,7 +358,7 @@
           <w:b/>
           <w:sz w:val="22"/>
         </w:rPr>
-        <w:t>39% del PIB</w:t>
+        <w:t>39 % del PIB</w:t>
       </w:r>
       <w:r>
         <w:rPr>
@@ -373,7 +373,7 @@
           <w:b/>
           <w:sz w:val="22"/>
         </w:rPr>
-        <w:t>22%</w:t>
+        <w:t>22 %</w:t>
       </w:r>
       <w:r>
         <w:rPr>
@@ -402,7 +402,7 @@
           <w:b/>
           <w:sz w:val="22"/>
         </w:rPr>
-        <w:t>15% del PIB</w:t>
+        <w:t>15 % del PIB</w:t>
       </w:r>
       <w:r>
         <w:rPr>
@@ -542,7 +542,7 @@
           <w:rFonts w:ascii="Cambria" w:hAnsi="Cambria" w:cs="Cambria" w:eastAsia="Cambria"/>
           <w:sz w:val="22"/>
         </w:rPr>
-        <w:t xml:space="preserve"> (+21%), </w:t>
+        <w:t xml:space="preserve"> (+21 %), </w:t>
       </w:r>
       <w:r>
         <w:rPr>
@@ -550,14 +550,14 @@
           <w:b/>
           <w:sz w:val="22"/>
         </w:rPr>
-        <w:t>3,0% del PIB</w:t>
-      </w:r>
-      <w:r>
-        <w:rPr>
-          <w:rFonts w:ascii="Cambria" w:hAnsi="Cambria" w:cs="Cambria" w:eastAsia="Cambria"/>
-          <w:sz w:val="22"/>
-        </w:rPr>
-        <w:t>, cerca del máximo (3,1% en 2016)</w:t>
+        <w:t>3,0 % del PIB</w:t>
+      </w:r>
+      <w:r>
+        <w:rPr>
+          <w:rFonts w:ascii="Cambria" w:hAnsi="Cambria" w:cs="Cambria" w:eastAsia="Cambria"/>
+          <w:sz w:val="22"/>
+        </w:rPr>
+        <w:t>, cerca del máximo (3,1 % en 2016)</w:t>
       </w:r>
     </w:p>
     <w:p>
@@ -579,7 +579,7 @@
           <w:b/>
           <w:sz w:val="22"/>
         </w:rPr>
-        <w:t>4,2% del PIB</w:t>
+        <w:t>4,2 % del PIB</w:t>
       </w:r>
       <w:r>
         <w:rPr>
@@ -1012,7 +1012,7 @@
           <w:b/>
           <w:sz w:val="22"/>
         </w:rPr>
-        <w:t>85%</w:t>
+        <w:t>85 %</w:t>
       </w:r>
       <w:r>
         <w:rPr>
@@ -1027,7 +1027,7 @@
           <w:b/>
           <w:sz w:val="22"/>
         </w:rPr>
-        <w:t>75,6%</w:t>
+        <w:t>75,6 %</w:t>
       </w:r>
       <w:r>
         <w:rPr>
@@ -1042,7 +1042,7 @@
           <w:b/>
           <w:sz w:val="22"/>
         </w:rPr>
-        <w:t>51,3%</w:t>
+        <w:t>51,3 %</w:t>
       </w:r>
       <w:r>
         <w:rPr>
@@ -1307,7 +1307,7 @@
           <w:b/>
           <w:sz w:val="22"/>
         </w:rPr>
-        <w:t>+3,2%</w:t>
+        <w:t>+3,2 %</w:t>
       </w:r>
       <w:r>
         <w:rPr>
@@ -1496,7 +1496,7 @@
           <w:b/>
           <w:sz w:val="22"/>
         </w:rPr>
-        <w:t>70%</w:t>
+        <w:t>70 %</w:t>
       </w:r>
       <w:r>
         <w:rPr>
@@ -1780,7 +1780,7 @@
           <w:b/>
           <w:sz w:val="22"/>
         </w:rPr>
-        <w:t>+0,7%</w:t>
+        <w:t>+0,7 %</w:t>
       </w:r>
     </w:p>
     <w:p>
@@ -1802,7 +1802,7 @@
           <w:b/>
           <w:sz w:val="22"/>
         </w:rPr>
-        <w:t>58,6%</w:t>
+        <w:t>58,6 %</w:t>
       </w:r>
       <w:r>
         <w:rPr>
@@ -1839,14 +1839,14 @@
           <w:b/>
           <w:sz w:val="22"/>
         </w:rPr>
-        <w:t>19,4%</w:t>
-      </w:r>
-      <w:r>
-        <w:rPr>
-          <w:rFonts w:ascii="Cambria" w:hAnsi="Cambria" w:cs="Cambria" w:eastAsia="Cambria"/>
-          <w:sz w:val="22"/>
-        </w:rPr>
-        <w:t>, +0,8%, primer sector, destino principal la UE</w:t>
+        <w:t>19,4 %</w:t>
+      </w:r>
+      <w:r>
+        <w:rPr>
+          <w:rFonts w:ascii="Cambria" w:hAnsi="Cambria" w:cs="Cambria" w:eastAsia="Cambria"/>
+          <w:sz w:val="22"/>
+        </w:rPr>
+        <w:t>, +0,8 %, primer sector, destino principal la UE</w:t>
       </w:r>
     </w:p>
     <w:p>
@@ -1876,14 +1876,14 @@
           <w:b/>
           <w:sz w:val="22"/>
         </w:rPr>
-        <w:t>19,3%</w:t>
-      </w:r>
-      <w:r>
-        <w:rPr>
-          <w:rFonts w:ascii="Cambria" w:hAnsi="Cambria" w:cs="Cambria" w:eastAsia="Cambria"/>
-          <w:sz w:val="22"/>
-        </w:rPr>
-        <w:t>, +4,1%, frutas, hortalizas y legumbres</w:t>
+        <w:t>19,3 %</w:t>
+      </w:r>
+      <w:r>
+        <w:rPr>
+          <w:rFonts w:ascii="Cambria" w:hAnsi="Cambria" w:cs="Cambria" w:eastAsia="Cambria"/>
+          <w:sz w:val="22"/>
+        </w:rPr>
+        <w:t>, +4,1 %, frutas, hortalizas y legumbres</w:t>
       </w:r>
     </w:p>
     <w:p>
@@ -1913,14 +1913,14 @@
           <w:b/>
           <w:sz w:val="22"/>
         </w:rPr>
-        <w:t>17,1%</w:t>
-      </w:r>
-      <w:r>
-        <w:rPr>
-          <w:rFonts w:ascii="Cambria" w:hAnsi="Cambria" w:cs="Cambria" w:eastAsia="Cambria"/>
-          <w:sz w:val="22"/>
-        </w:rPr>
-        <w:t>, +5,2%, medicamentos +14,3%</w:t>
+        <w:t>17,1 %</w:t>
+      </w:r>
+      <w:r>
+        <w:rPr>
+          <w:rFonts w:ascii="Cambria" w:hAnsi="Cambria" w:cs="Cambria" w:eastAsia="Cambria"/>
+          <w:sz w:val="22"/>
+        </w:rPr>
+        <w:t>, +5,2 %, medicamentos +14,3 %</w:t>
       </w:r>
     </w:p>
     <w:p>
@@ -1950,14 +1950,14 @@
           <w:b/>
           <w:sz w:val="22"/>
         </w:rPr>
-        <w:t>12,8%</w:t>
-      </w:r>
-      <w:r>
-        <w:rPr>
-          <w:rFonts w:ascii="Cambria" w:hAnsi="Cambria" w:cs="Cambria" w:eastAsia="Cambria"/>
-          <w:sz w:val="22"/>
-        </w:rPr>
-        <w:t>, -7,1%, caída en automóviles y sobre todo en componentes</w:t>
+        <w:t>12,8 %</w:t>
+      </w:r>
+      <w:r>
+        <w:rPr>
+          <w:rFonts w:ascii="Cambria" w:hAnsi="Cambria" w:cs="Cambria" w:eastAsia="Cambria"/>
+          <w:sz w:val="22"/>
+        </w:rPr>
+        <w:t>, -7,1 %, caída en automóviles y sobre todo en componentes</w:t>
       </w:r>
     </w:p>
     <w:p>
@@ -1987,14 +1987,14 @@
           <w:b/>
           <w:sz w:val="22"/>
         </w:rPr>
-        <w:t>9,7%</w:t>
-      </w:r>
-      <w:r>
-        <w:rPr>
-          <w:rFonts w:ascii="Cambria" w:hAnsi="Cambria" w:cs="Cambria" w:eastAsia="Cambria"/>
-          <w:sz w:val="22"/>
-        </w:rPr>
-        <w:t>, +0,4%</w:t>
+        <w:t>9,7 %</w:t>
+      </w:r>
+      <w:r>
+        <w:rPr>
+          <w:rFonts w:ascii="Cambria" w:hAnsi="Cambria" w:cs="Cambria" w:eastAsia="Cambria"/>
+          <w:sz w:val="22"/>
+        </w:rPr>
+        <w:t>, +0,4 %</w:t>
       </w:r>
     </w:p>
     <w:p>
@@ -2024,14 +2024,14 @@
           <w:b/>
           <w:sz w:val="22"/>
         </w:rPr>
-        <w:t>9,2%</w:t>
-      </w:r>
-      <w:r>
-        <w:rPr>
-          <w:rFonts w:ascii="Cambria" w:hAnsi="Cambria" w:cs="Cambria" w:eastAsia="Cambria"/>
-          <w:sz w:val="22"/>
-        </w:rPr>
-        <w:t>, +3,8%, textil y juguetes (+37,3%)</w:t>
+        <w:t>9,2 %</w:t>
+      </w:r>
+      <w:r>
+        <w:rPr>
+          <w:rFonts w:ascii="Cambria" w:hAnsi="Cambria" w:cs="Cambria" w:eastAsia="Cambria"/>
+          <w:sz w:val="22"/>
+        </w:rPr>
+        <w:t>, +3,8 %, textil y juguetes (+37,3 %)</w:t>
       </w:r>
     </w:p>
     <w:p>
@@ -2053,14 +2053,14 @@
           <w:b/>
           <w:sz w:val="22"/>
         </w:rPr>
-        <w:t>6,3%</w:t>
-      </w:r>
-      <w:r>
-        <w:rPr>
-          <w:rFonts w:ascii="Cambria" w:hAnsi="Cambria" w:cs="Cambria" w:eastAsia="Cambria"/>
-          <w:sz w:val="22"/>
-        </w:rPr>
-        <w:t xml:space="preserve"> (-13,7%), materias primas </w:t>
+        <w:t>6,3 %</w:t>
+      </w:r>
+      <w:r>
+        <w:rPr>
+          <w:rFonts w:ascii="Cambria" w:hAnsi="Cambria" w:cs="Cambria" w:eastAsia="Cambria"/>
+          <w:sz w:val="22"/>
+        </w:rPr>
+        <w:t xml:space="preserve"> (-13,7 %), materias primas </w:t>
       </w:r>
       <w:r>
         <w:rPr>
@@ -2068,14 +2068,14 @@
           <w:b/>
           <w:sz w:val="22"/>
         </w:rPr>
-        <w:t>2,5%</w:t>
-      </w:r>
-      <w:r>
-        <w:rPr>
-          <w:rFonts w:ascii="Cambria" w:hAnsi="Cambria" w:cs="Cambria" w:eastAsia="Cambria"/>
-          <w:sz w:val="22"/>
-        </w:rPr>
-        <w:t xml:space="preserve"> (+10,2%), consumo duradero </w:t>
+        <w:t>2,5 %</w:t>
+      </w:r>
+      <w:r>
+        <w:rPr>
+          <w:rFonts w:ascii="Cambria" w:hAnsi="Cambria" w:cs="Cambria" w:eastAsia="Cambria"/>
+          <w:sz w:val="22"/>
+        </w:rPr>
+        <w:t xml:space="preserve"> (+10,2 %), consumo duradero </w:t>
       </w:r>
       <w:r>
         <w:rPr>
@@ -2083,14 +2083,14 @@
           <w:b/>
           <w:sz w:val="22"/>
         </w:rPr>
-        <w:t>1,6%</w:t>
-      </w:r>
-      <w:r>
-        <w:rPr>
-          <w:rFonts w:ascii="Cambria" w:hAnsi="Cambria" w:cs="Cambria" w:eastAsia="Cambria"/>
-          <w:sz w:val="22"/>
-        </w:rPr>
-        <w:t xml:space="preserve"> (+7,1%)</w:t>
+        <w:t>1,6 %</w:t>
+      </w:r>
+      <w:r>
+        <w:rPr>
+          <w:rFonts w:ascii="Cambria" w:hAnsi="Cambria" w:cs="Cambria" w:eastAsia="Cambria"/>
+          <w:sz w:val="22"/>
+        </w:rPr>
+        <w:t xml:space="preserve"> (+7,1 %)</w:t>
       </w:r>
     </w:p>
     <w:p>
@@ -2135,7 +2135,7 @@
           <w:b/>
           <w:sz w:val="22"/>
         </w:rPr>
-        <w:t>+4,6%</w:t>
+        <w:t>+4,6 %</w:t>
       </w:r>
       <w:r>
         <w:rPr>
@@ -2172,14 +2172,14 @@
           <w:b/>
           <w:sz w:val="22"/>
         </w:rPr>
-        <w:t>23,7%</w:t>
-      </w:r>
-      <w:r>
-        <w:rPr>
-          <w:rFonts w:ascii="Cambria" w:hAnsi="Cambria" w:cs="Cambria" w:eastAsia="Cambria"/>
-          <w:sz w:val="22"/>
-        </w:rPr>
-        <w:t>, +9,5%, equipos de oficina y telecomunicaciones, origen UE y China</w:t>
+        <w:t>23,7 %</w:t>
+      </w:r>
+      <w:r>
+        <w:rPr>
+          <w:rFonts w:ascii="Cambria" w:hAnsi="Cambria" w:cs="Cambria" w:eastAsia="Cambria"/>
+          <w:sz w:val="22"/>
+        </w:rPr>
+        <w:t>, +9,5 %, equipos de oficina y telecomunicaciones, origen UE y China</w:t>
       </w:r>
     </w:p>
     <w:p>
@@ -2209,14 +2209,14 @@
           <w:b/>
           <w:sz w:val="22"/>
         </w:rPr>
-        <w:t>16,2%</w:t>
-      </w:r>
-      <w:r>
-        <w:rPr>
-          <w:rFonts w:ascii="Cambria" w:hAnsi="Cambria" w:cs="Cambria" w:eastAsia="Cambria"/>
-          <w:sz w:val="22"/>
-        </w:rPr>
-        <w:t>, +6,0%, medicamentos y plásticos</w:t>
+        <w:t>16,2 %</w:t>
+      </w:r>
+      <w:r>
+        <w:rPr>
+          <w:rFonts w:ascii="Cambria" w:hAnsi="Cambria" w:cs="Cambria" w:eastAsia="Cambria"/>
+          <w:sz w:val="22"/>
+        </w:rPr>
+        <w:t>, +6,0 %, medicamentos y plásticos</w:t>
       </w:r>
     </w:p>
     <w:p>
@@ -2246,14 +2246,14 @@
           <w:b/>
           <w:sz w:val="22"/>
         </w:rPr>
-        <w:t>13,0%</w:t>
-      </w:r>
-      <w:r>
-        <w:rPr>
-          <w:rFonts w:ascii="Cambria" w:hAnsi="Cambria" w:cs="Cambria" w:eastAsia="Cambria"/>
-          <w:sz w:val="22"/>
-        </w:rPr>
-        <w:t>, +7,0%, azúcar, café y cacao (+25,1%), cárnicos (+27,7%)</w:t>
+        <w:t>13,0 %</w:t>
+      </w:r>
+      <w:r>
+        <w:rPr>
+          <w:rFonts w:ascii="Cambria" w:hAnsi="Cambria" w:cs="Cambria" w:eastAsia="Cambria"/>
+          <w:sz w:val="22"/>
+        </w:rPr>
+        <w:t>, +7,0 %, azúcar, café y cacao (+25,1 %), cárnicos (+27,7 %)</w:t>
       </w:r>
     </w:p>
     <w:p>
@@ -2283,14 +2283,14 @@
           <w:b/>
           <w:sz w:val="22"/>
         </w:rPr>
-        <w:t>12,1%</w:t>
-      </w:r>
-      <w:r>
-        <w:rPr>
-          <w:rFonts w:ascii="Cambria" w:hAnsi="Cambria" w:cs="Cambria" w:eastAsia="Cambria"/>
-          <w:sz w:val="22"/>
-        </w:rPr>
-        <w:t>, -8,5%, proveedores Argelia, EEUU, Nigeria y Arabia Saudí</w:t>
+        <w:t>12,1 %</w:t>
+      </w:r>
+      <w:r>
+        <w:rPr>
+          <w:rFonts w:ascii="Cambria" w:hAnsi="Cambria" w:cs="Cambria" w:eastAsia="Cambria"/>
+          <w:sz w:val="22"/>
+        </w:rPr>
+        <w:t>, -8,5 %, proveedores Argelia, EEUU, Nigeria y Arabia Saudí</w:t>
       </w:r>
     </w:p>
     <w:p>
@@ -2320,14 +2320,14 @@
           <w:b/>
           <w:sz w:val="22"/>
         </w:rPr>
-        <w:t>11,4%</w:t>
-      </w:r>
-      <w:r>
-        <w:rPr>
-          <w:rFonts w:ascii="Cambria" w:hAnsi="Cambria" w:cs="Cambria" w:eastAsia="Cambria"/>
-          <w:sz w:val="22"/>
-        </w:rPr>
-        <w:t>, +7,6%</w:t>
+        <w:t>11,4 %</w:t>
+      </w:r>
+      <w:r>
+        <w:rPr>
+          <w:rFonts w:ascii="Cambria" w:hAnsi="Cambria" w:cs="Cambria" w:eastAsia="Cambria"/>
+          <w:sz w:val="22"/>
+        </w:rPr>
+        <w:t>, +7,6 %</w:t>
       </w:r>
     </w:p>
     <w:p>
@@ -2357,14 +2357,14 @@
           <w:b/>
           <w:sz w:val="22"/>
         </w:rPr>
-        <w:t>10,4%</w:t>
-      </w:r>
-      <w:r>
-        <w:rPr>
-          <w:rFonts w:ascii="Cambria" w:hAnsi="Cambria" w:cs="Cambria" w:eastAsia="Cambria"/>
-          <w:sz w:val="22"/>
-        </w:rPr>
-        <w:t>, +3,8%</w:t>
+        <w:t>10,4 %</w:t>
+      </w:r>
+      <w:r>
+        <w:rPr>
+          <w:rFonts w:ascii="Cambria" w:hAnsi="Cambria" w:cs="Cambria" w:eastAsia="Cambria"/>
+          <w:sz w:val="22"/>
+        </w:rPr>
+        <w:t>, +3,8 %</w:t>
       </w:r>
     </w:p>
     <w:p>
@@ -2386,7 +2386,7 @@
           <w:b/>
           <w:sz w:val="22"/>
         </w:rPr>
-        <w:t>7,0%</w:t>
+        <w:t>7,0 %</w:t>
       </w:r>
       <w:r>
         <w:rPr>
@@ -2401,7 +2401,7 @@
           <w:b/>
           <w:sz w:val="22"/>
         </w:rPr>
-        <w:t>2,8%</w:t>
+        <w:t>2,8 %</w:t>
       </w:r>
       <w:r>
         <w:rPr>
@@ -2416,7 +2416,7 @@
           <w:b/>
           <w:sz w:val="22"/>
         </w:rPr>
-        <w:t>2,6%</w:t>
+        <w:t>2,6 %</w:t>
       </w:r>
     </w:p>
     <w:p>
@@ -2710,14 +2710,14 @@
           <w:b/>
           <w:sz w:val="22"/>
         </w:rPr>
-        <w:t>2,6% del PIB</w:t>
-      </w:r>
-      <w:r>
-        <w:rPr>
-          <w:rFonts w:ascii="Cambria" w:hAnsi="Cambria" w:cs="Cambria" w:eastAsia="Cambria"/>
-          <w:sz w:val="22"/>
-        </w:rPr>
-        <w:t xml:space="preserve"> (2,0% en 2024), servicios empresariales y TIC</w:t>
+        <w:t>2,6 % del PIB</w:t>
+      </w:r>
+      <w:r>
+        <w:rPr>
+          <w:rFonts w:ascii="Cambria" w:hAnsi="Cambria" w:cs="Cambria" w:eastAsia="Cambria"/>
+          <w:sz w:val="22"/>
+        </w:rPr>
+        <w:t xml:space="preserve"> (2,0 % en 2024), servicios empresariales y TIC</w:t>
       </w:r>
     </w:p>
     <w:p>
@@ -2754,7 +2754,7 @@
           <w:b/>
           <w:sz w:val="22"/>
         </w:rPr>
-        <w:t>2,9% del PIB</w:t>
+        <w:t>2,9 % del PIB</w:t>
       </w:r>
     </w:p>
     <w:p>
@@ -2813,7 +2813,7 @@
           <w:b/>
           <w:sz w:val="22"/>
         </w:rPr>
-        <w:t>61,8%</w:t>
+        <w:t>61,8 %</w:t>
       </w:r>
       <w:r>
         <w:rPr>
@@ -2828,14 +2828,14 @@
           <w:b/>
           <w:sz w:val="22"/>
         </w:rPr>
-        <w:t>53,2%</w:t>
-      </w:r>
-      <w:r>
-        <w:rPr>
-          <w:rFonts w:ascii="Cambria" w:hAnsi="Cambria" w:cs="Cambria" w:eastAsia="Cambria"/>
-          <w:sz w:val="22"/>
-        </w:rPr>
-        <w:t>), +0,6%</w:t>
+        <w:t>53,2 %</w:t>
+      </w:r>
+      <w:r>
+        <w:rPr>
+          <w:rFonts w:ascii="Cambria" w:hAnsi="Cambria" w:cs="Cambria" w:eastAsia="Cambria"/>
+          <w:sz w:val="22"/>
+        </w:rPr>
+        <w:t>), +0,6 %</w:t>
       </w:r>
     </w:p>
     <w:p>
@@ -2857,7 +2857,7 @@
           <w:b/>
           <w:sz w:val="22"/>
         </w:rPr>
-        <w:t>14,4%</w:t>
+        <w:t>14,4 %</w:t>
       </w:r>
       <w:r>
         <w:rPr>
@@ -2872,7 +2872,7 @@
           <w:b/>
           <w:sz w:val="22"/>
         </w:rPr>
-        <w:t>10,2%</w:t>
+        <w:t>10,2 %</w:t>
       </w:r>
       <w:r>
         <w:rPr>
@@ -2887,7 +2887,7 @@
           <w:b/>
           <w:sz w:val="22"/>
         </w:rPr>
-        <w:t>8,8%</w:t>
+        <w:t>8,8 %</w:t>
       </w:r>
       <w:r>
         <w:rPr>
@@ -2902,7 +2902,7 @@
           <w:b/>
           <w:sz w:val="22"/>
         </w:rPr>
-        <w:t>8,2%</w:t>
+        <w:t>8,2 %</w:t>
       </w:r>
       <w:r>
         <w:rPr>
@@ -2917,7 +2917,7 @@
           <w:b/>
           <w:sz w:val="22"/>
         </w:rPr>
-        <w:t>6,4%</w:t>
+        <w:t>6,4 %</w:t>
       </w:r>
     </w:p>
     <w:p>
@@ -2939,7 +2939,7 @@
           <w:b/>
           <w:sz w:val="22"/>
         </w:rPr>
-        <w:t>38,2%</w:t>
+        <w:t>38,2 %</w:t>
       </w:r>
       <w:r>
         <w:rPr>
@@ -2968,7 +2968,7 @@
           <w:rFonts w:ascii="Cambria" w:hAnsi="Cambria" w:cs="Cambria" w:eastAsia="Cambria"/>
           <w:sz w:val="22"/>
         </w:rPr>
-        <w:t>Crecen Oriente Medio (+7,7%), África (+6,2%) y Asia sin Oriente Medio (+1,8%)</w:t>
+        <w:t>Crecen Oriente Medio (+7,7 %), África (+6,2 %) y Asia sin Oriente Medio (+1,8 %)</w:t>
       </w:r>
     </w:p>
     <w:p>
@@ -2982,7 +2982,7 @@
           <w:rFonts w:ascii="Cambria" w:hAnsi="Cambria" w:cs="Cambria" w:eastAsia="Cambria"/>
           <w:sz w:val="22"/>
         </w:rPr>
-        <w:t>Caen América del Norte (-6,6%) y América Latina (-6,0%)</w:t>
+        <w:t>Caen América del Norte (-6,6 %) y América Latina (-6,0 %)</w:t>
       </w:r>
     </w:p>
     <w:p>
@@ -3130,7 +3130,7 @@
           <w:b/>
           <w:sz w:val="22"/>
         </w:rPr>
-        <w:t>49,4%</w:t>
+        <w:t>49,4 %</w:t>
       </w:r>
       <w:r>
         <w:rPr>
@@ -3145,14 +3145,14 @@
           <w:b/>
           <w:sz w:val="22"/>
         </w:rPr>
-        <w:t>42,1%</w:t>
-      </w:r>
-      <w:r>
-        <w:rPr>
-          <w:rFonts w:ascii="Cambria" w:hAnsi="Cambria" w:cs="Cambria" w:eastAsia="Cambria"/>
-          <w:sz w:val="22"/>
-        </w:rPr>
-        <w:t>), +5,7%</w:t>
+        <w:t>42,1 %</w:t>
+      </w:r>
+      <w:r>
+        <w:rPr>
+          <w:rFonts w:ascii="Cambria" w:hAnsi="Cambria" w:cs="Cambria" w:eastAsia="Cambria"/>
+          <w:sz w:val="22"/>
+        </w:rPr>
+        <w:t>), +5,7 %</w:t>
       </w:r>
     </w:p>
     <w:p>
@@ -3174,7 +3174,7 @@
           <w:b/>
           <w:sz w:val="22"/>
         </w:rPr>
-        <w:t>11,4%</w:t>
+        <w:t>11,4 %</w:t>
       </w:r>
       <w:r>
         <w:rPr>
@@ -3189,7 +3189,7 @@
           <w:b/>
           <w:sz w:val="22"/>
         </w:rPr>
-        <w:t>11,3%</w:t>
+        <w:t>11,3 %</w:t>
       </w:r>
       <w:r>
         <w:rPr>
@@ -3204,7 +3204,7 @@
           <w:b/>
           <w:sz w:val="22"/>
         </w:rPr>
-        <w:t>8,7%</w:t>
+        <w:t>8,7 %</w:t>
       </w:r>
       <w:r>
         <w:rPr>
@@ -3219,7 +3219,7 @@
           <w:b/>
           <w:sz w:val="22"/>
         </w:rPr>
-        <w:t>7,2%</w:t>
+        <w:t>7,2 %</w:t>
       </w:r>
       <w:r>
         <w:rPr>
@@ -3234,7 +3234,7 @@
           <w:b/>
           <w:sz w:val="22"/>
         </w:rPr>
-        <w:t>6,8%</w:t>
+        <w:t>6,8 %</w:t>
       </w:r>
     </w:p>
     <w:p>
@@ -3256,14 +3256,14 @@
           <w:b/>
           <w:sz w:val="22"/>
         </w:rPr>
-        <w:t>22,3%</w:t>
-      </w:r>
-      <w:r>
-        <w:rPr>
-          <w:rFonts w:ascii="Cambria" w:hAnsi="Cambria" w:cs="Cambria" w:eastAsia="Cambria"/>
-          <w:sz w:val="22"/>
-        </w:rPr>
-        <w:t xml:space="preserve"> (+7,7%), América </w:t>
+        <w:t>22,3 %</w:t>
+      </w:r>
+      <w:r>
+        <w:rPr>
+          <w:rFonts w:ascii="Cambria" w:hAnsi="Cambria" w:cs="Cambria" w:eastAsia="Cambria"/>
+          <w:sz w:val="22"/>
+        </w:rPr>
+        <w:t xml:space="preserve"> (+7,7 %), América </w:t>
       </w:r>
       <w:r>
         <w:rPr>
@@ -3271,14 +3271,14 @@
           <w:b/>
           <w:sz w:val="22"/>
         </w:rPr>
-        <w:t>13,0%</w:t>
-      </w:r>
-      <w:r>
-        <w:rPr>
-          <w:rFonts w:ascii="Cambria" w:hAnsi="Cambria" w:cs="Cambria" w:eastAsia="Cambria"/>
-          <w:sz w:val="22"/>
-        </w:rPr>
-        <w:t xml:space="preserve"> (+1,9%), África </w:t>
+        <w:t>13,0 %</w:t>
+      </w:r>
+      <w:r>
+        <w:rPr>
+          <w:rFonts w:ascii="Cambria" w:hAnsi="Cambria" w:cs="Cambria" w:eastAsia="Cambria"/>
+          <w:sz w:val="22"/>
+        </w:rPr>
+        <w:t xml:space="preserve"> (+1,9 %), África </w:t>
       </w:r>
       <w:r>
         <w:rPr>
@@ -3286,14 +3286,14 @@
           <w:b/>
           <w:sz w:val="22"/>
         </w:rPr>
-        <w:t>7,9%</w:t>
-      </w:r>
-      <w:r>
-        <w:rPr>
-          <w:rFonts w:ascii="Cambria" w:hAnsi="Cambria" w:cs="Cambria" w:eastAsia="Cambria"/>
-          <w:sz w:val="22"/>
-        </w:rPr>
-        <w:t xml:space="preserve"> (+0,5%)</w:t>
+        <w:t>7,9 %</w:t>
+      </w:r>
+      <w:r>
+        <w:rPr>
+          <w:rFonts w:ascii="Cambria" w:hAnsi="Cambria" w:cs="Cambria" w:eastAsia="Cambria"/>
+          <w:sz w:val="22"/>
+        </w:rPr>
+        <w:t xml:space="preserve"> (+0,5 %)</w:t>
       </w:r>
     </w:p>
     <w:p>
@@ -3669,7 +3669,7 @@
           <w:b/>
           <w:sz w:val="22"/>
         </w:rPr>
-        <w:t>13,3% del PIB</w:t>
+        <w:t>13,3 % del PIB</w:t>
       </w:r>
       <w:r>
         <w:rPr>
@@ -3691,7 +3691,7 @@
           <w:rFonts w:ascii="Cambria" w:hAnsi="Cambria" w:cs="Cambria" w:eastAsia="Cambria"/>
           <w:sz w:val="22"/>
         </w:rPr>
-        <w:t xml:space="preserve"> (6,2%), no turísticos unos </w:t>
+        <w:t xml:space="preserve"> (6,2 %), no turísticos unos </w:t>
       </w:r>
       <w:r>
         <w:rPr>
@@ -3706,7 +3706,7 @@
           <w:rFonts w:ascii="Cambria" w:hAnsi="Cambria" w:cs="Cambria" w:eastAsia="Cambria"/>
           <w:sz w:val="22"/>
         </w:rPr>
-        <w:t xml:space="preserve"> (7,1%)</w:t>
+        <w:t xml:space="preserve"> (7,1 %)</w:t>
       </w:r>
     </w:p>
     <w:p>
@@ -3772,7 +3772,7 @@
           <w:b/>
           <w:sz w:val="22"/>
         </w:rPr>
-        <w:t>6,7% del PIB</w:t>
+        <w:t>6,7 % del PIB</w:t>
       </w:r>
       <w:r>
         <w:rPr>
@@ -3808,7 +3808,7 @@
           <w:rFonts w:ascii="Cambria" w:hAnsi="Cambria" w:cs="Cambria" w:eastAsia="Cambria"/>
           <w:sz w:val="22"/>
         </w:rPr>
-        <w:t>, 13,4%), Francia (</w:t>
+        <w:t>, 13,4 %), Francia (</w:t>
       </w:r>
       <w:r>
         <w:rPr>
@@ -3823,7 +3823,7 @@
           <w:rFonts w:ascii="Cambria" w:hAnsi="Cambria" w:cs="Cambria" w:eastAsia="Cambria"/>
           <w:sz w:val="22"/>
         </w:rPr>
-        <w:t>, 11,1%), Alemania (</w:t>
+        <w:t>, 11,1 %), Alemania (</w:t>
       </w:r>
       <w:r>
         <w:rPr>
@@ -3838,7 +3838,7 @@
           <w:rFonts w:ascii="Cambria" w:hAnsi="Cambria" w:cs="Cambria" w:eastAsia="Cambria"/>
           <w:sz w:val="22"/>
         </w:rPr>
-        <w:t>, 10,5%), EEUU cuarto (</w:t>
+        <w:t>, 10,5 %), EEUU cuarto (</w:t>
       </w:r>
       <w:r>
         <w:rPr>
@@ -3853,7 +3853,7 @@
           <w:rFonts w:ascii="Cambria" w:hAnsi="Cambria" w:cs="Cambria" w:eastAsia="Cambria"/>
           <w:sz w:val="22"/>
         </w:rPr>
-        <w:t>, 8,9%)</w:t>
+        <w:t>, 8,9 %)</w:t>
       </w:r>
     </w:p>
     <w:p>
@@ -3882,7 +3882,7 @@
           <w:rFonts w:ascii="Cambria" w:hAnsi="Cambria" w:cs="Cambria" w:eastAsia="Cambria"/>
           <w:sz w:val="22"/>
         </w:rPr>
-        <w:t>, 12,4%), Alemania (</w:t>
+        <w:t>, 12,4 %), Alemania (</w:t>
       </w:r>
       <w:r>
         <w:rPr>
@@ -3897,7 +3897,7 @@
           <w:rFonts w:ascii="Cambria" w:hAnsi="Cambria" w:cs="Cambria" w:eastAsia="Cambria"/>
           <w:sz w:val="22"/>
         </w:rPr>
-        <w:t>, 9,4%), Reino Unido (</w:t>
+        <w:t>, 9,4 %), Reino Unido (</w:t>
       </w:r>
       <w:r>
         <w:rPr>
@@ -3912,7 +3912,7 @@
           <w:rFonts w:ascii="Cambria" w:hAnsi="Cambria" w:cs="Cambria" w:eastAsia="Cambria"/>
           <w:sz w:val="22"/>
         </w:rPr>
-        <w:t>, 8,6%), EEUU (</w:t>
+        <w:t>, 8,6 %), EEUU (</w:t>
       </w:r>
       <w:r>
         <w:rPr>
@@ -3927,7 +3927,7 @@
           <w:rFonts w:ascii="Cambria" w:hAnsi="Cambria" w:cs="Cambria" w:eastAsia="Cambria"/>
           <w:sz w:val="22"/>
         </w:rPr>
-        <w:t>, 7,3%), Irlanda (</w:t>
+        <w:t>, 7,3 %), Irlanda (</w:t>
       </w:r>
       <w:r>
         <w:rPr>
@@ -3942,7 +3942,7 @@
           <w:rFonts w:ascii="Cambria" w:hAnsi="Cambria" w:cs="Cambria" w:eastAsia="Cambria"/>
           <w:sz w:val="22"/>
         </w:rPr>
-        <w:t>, 6,9%) por servicios digitales de las grandes tecnológicas</w:t>
+        <w:t>, 6,9 %) por servicios digitales de las grandes tecnológicas</w:t>
       </w:r>
     </w:p>
     <w:p>
